--- a/Dimension.docx
+++ b/Dimension.docx
@@ -2,1197 +2,751 @@
 <file path=word/document.xml><?xml version="1.0" encoding="utf-8"?>
 <w:document xmlns:wpc="http://schemas.microsoft.com/office/word/2010/wordprocessingCanvas" xmlns:cx="http://schemas.microsoft.com/office/drawing/2014/chartex" xmlns:cx1="http://schemas.microsoft.com/office/drawing/2015/9/8/chartex" xmlns:cx2="http://schemas.microsoft.com/office/drawing/2015/10/21/chartex" xmlns:cx3="http://schemas.microsoft.com/office/drawing/2016/5/9/chartex" xmlns:cx4="http://schemas.microsoft.com/office/drawing/2016/5/10/chartex" xmlns:cx5="http://schemas.microsoft.com/office/drawing/2016/5/11/chartex" xmlns:cx6="http://schemas.microsoft.com/office/drawing/2016/5/12/chartex" xmlns:cx7="http://schemas.microsoft.com/office/drawing/2016/5/13/chartex" xmlns:cx8="http://schemas.microsoft.com/office/drawing/2016/5/14/chartex" xmlns:mc="http://schemas.openxmlformats.org/markup-compatibility/2006" xmlns:aink="http://schemas.microsoft.com/office/drawing/2016/ink" xmlns:am3d="http://schemas.microsoft.com/office/drawing/2017/model3d" xmlns:o="urn:schemas-microsoft-com:office:office" xmlns:oel="http://schemas.microsoft.com/office/2019/extlst" xmlns:r="http://schemas.openxmlformats.org/officeDocument/2006/relationships" xmlns:m="http://schemas.openxmlformats.org/officeDocument/2006/math" xmlns:v="urn:schemas-microsoft-com:vml" xmlns:wp14="http://schemas.microsoft.com/office/word/2010/wordprocessingDrawing" xmlns:wp="http://schemas.openxmlformats.org/drawingml/2006/wordprocessingDrawing" xmlns:w10="urn:schemas-microsoft-com:office:word" xmlns:w="http://schemas.openxmlformats.org/wordprocessingml/2006/main" xmlns:w14="http://schemas.microsoft.com/office/word/2010/wordml" xmlns:w15="http://schemas.microsoft.com/office/word/2012/wordml" xmlns:w16cex="http://schemas.microsoft.com/office/word/2018/wordml/cex" xmlns:w16cid="http://schemas.microsoft.com/office/word/2016/wordml/cid" xmlns:w16="http://schemas.microsoft.com/office/word/2018/wordml" xmlns:w16du="http://schemas.microsoft.com/office/word/2023/wordml/word16du" xmlns:w16sdtdh="http://schemas.microsoft.com/office/word/2020/wordml/sdtdatahash" xmlns:w16sdtfl="http://schemas.microsoft.com/office/word/2024/wordml/sdtformatlock" xmlns:w16se="http://schemas.microsoft.com/office/word/2015/wordml/symex" xmlns:wpg="http://schemas.microsoft.com/office/word/2010/wordprocessingGroup" xmlns:wpi="http://schemas.microsoft.com/office/word/2010/wordprocessingInk" xmlns:wne="http://schemas.microsoft.com/office/word/2006/wordml" xmlns:wps="http://schemas.microsoft.com/office/word/2010/wordprocessingShape" mc:Ignorable="w14 w15 w16se w16cid w16 w16cex w16sdtdh w16sdtfl w16du wp14">
   <w:body>
-    <w:tbl>
-      <w:tblPr>
-        <w:tblpPr w:leftFromText="180" w:rightFromText="180" w:horzAnchor="page" w:tblpX="46" w:tblpY="-1440"/>
-        <w:tblW w:w="11877" w:type="dxa"/>
-        <w:tblCellSpacing w:w="15" w:type="dxa"/>
-        <w:tblBorders>
-          <w:top w:val="single" w:sz="2" w:space="0" w:color="auto"/>
-          <w:left w:val="single" w:sz="2" w:space="0" w:color="auto"/>
-          <w:bottom w:val="single" w:sz="2" w:space="0" w:color="auto"/>
-          <w:right w:val="single" w:sz="2" w:space="0" w:color="auto"/>
-        </w:tblBorders>
-        <w:shd w:val="clear" w:color="auto" w:fill="181818"/>
-        <w:tblCellMar>
-          <w:top w:w="15" w:type="dxa"/>
-          <w:left w:w="15" w:type="dxa"/>
-          <w:bottom w:w="15" w:type="dxa"/>
-          <w:right w:w="15" w:type="dxa"/>
-        </w:tblCellMar>
-        <w:tblLook w:val="04A0" w:firstRow="1" w:lastRow="0" w:firstColumn="1" w:lastColumn="0" w:noHBand="0" w:noVBand="1"/>
-      </w:tblPr>
-      <w:tblGrid>
-        <w:gridCol w:w="1441"/>
-        <w:gridCol w:w="806"/>
-        <w:gridCol w:w="2880"/>
-        <w:gridCol w:w="3246"/>
-        <w:gridCol w:w="3504"/>
-      </w:tblGrid>
-      <w:tr>
-        <w:trPr>
-          <w:tblHeader/>
-          <w:tblCellSpacing w:w="15" w:type="dxa"/>
-        </w:trPr>
-        <w:tc>
-          <w:tcPr>
-            <w:tcW w:w="1396" w:type="dxa"/>
-            <w:tcBorders>
-              <w:top w:val="single" w:sz="2" w:space="0" w:color="auto"/>
-              <w:left w:val="single" w:sz="2" w:space="0" w:color="auto"/>
-              <w:bottom w:val="single" w:sz="6" w:space="0" w:color="auto"/>
-              <w:right w:val="single" w:sz="6" w:space="0" w:color="auto"/>
-            </w:tcBorders>
-            <w:shd w:val="clear" w:color="auto" w:fill="181818"/>
-            <w:vAlign w:val="center"/>
-            <w:hideMark/>
-          </w:tcPr>
-          <w:p>
-            <w:r>
-              <w:t>Dimension</w:t>
-            </w:r>
-          </w:p>
-        </w:tc>
-        <w:tc>
-          <w:tcPr>
-            <w:tcW w:w="776" w:type="dxa"/>
-            <w:tcBorders>
-              <w:top w:val="single" w:sz="2" w:space="0" w:color="auto"/>
-              <w:left w:val="single" w:sz="6" w:space="0" w:color="auto"/>
-              <w:bottom w:val="single" w:sz="6" w:space="0" w:color="auto"/>
-              <w:right w:val="single" w:sz="6" w:space="0" w:color="auto"/>
-            </w:tcBorders>
-            <w:shd w:val="clear" w:color="auto" w:fill="181818"/>
-            <w:vAlign w:val="center"/>
-            <w:hideMark/>
-          </w:tcPr>
-          <w:p>
-            <w:r>
-              <w:t>Default Weight</w:t>
-            </w:r>
-          </w:p>
-        </w:tc>
-        <w:tc>
-          <w:tcPr>
-            <w:tcW w:w="2850" w:type="dxa"/>
-            <w:tcBorders>
-              <w:top w:val="single" w:sz="2" w:space="0" w:color="auto"/>
-              <w:left w:val="single" w:sz="6" w:space="0" w:color="auto"/>
-              <w:bottom w:val="single" w:sz="6" w:space="0" w:color="auto"/>
-              <w:right w:val="single" w:sz="6" w:space="0" w:color="auto"/>
-            </w:tcBorders>
-            <w:shd w:val="clear" w:color="auto" w:fill="181818"/>
-            <w:vAlign w:val="center"/>
-            <w:hideMark/>
-          </w:tcPr>
-          <w:p>
-            <w:r>
-              <w:t>Role &amp; Responsibility</w:t>
-            </w:r>
-          </w:p>
-        </w:tc>
-        <w:tc>
-          <w:tcPr>
-            <w:tcW w:w="3216" w:type="dxa"/>
-            <w:tcBorders>
-              <w:top w:val="single" w:sz="2" w:space="0" w:color="auto"/>
-              <w:left w:val="single" w:sz="6" w:space="0" w:color="auto"/>
-              <w:bottom w:val="single" w:sz="6" w:space="0" w:color="auto"/>
-              <w:right w:val="single" w:sz="6" w:space="0" w:color="auto"/>
-            </w:tcBorders>
-            <w:shd w:val="clear" w:color="auto" w:fill="181818"/>
-            <w:vAlign w:val="center"/>
-            <w:hideMark/>
-          </w:tcPr>
-          <w:p>
-            <w:r>
-              <w:t>Core KPIs &amp; Data Inputs</w:t>
-            </w:r>
-          </w:p>
-        </w:tc>
-        <w:tc>
-          <w:tcPr>
-            <w:tcW w:w="3459" w:type="dxa"/>
-            <w:tcBorders>
-              <w:top w:val="single" w:sz="2" w:space="0" w:color="auto"/>
-              <w:left w:val="single" w:sz="6" w:space="0" w:color="auto"/>
-              <w:bottom w:val="single" w:sz="6" w:space="0" w:color="auto"/>
-              <w:right w:val="single" w:sz="2" w:space="0" w:color="auto"/>
-            </w:tcBorders>
-            <w:shd w:val="clear" w:color="auto" w:fill="181818"/>
-            <w:vAlign w:val="center"/>
-            <w:hideMark/>
-          </w:tcPr>
-          <w:p>
-            <w:r>
-              <w:t>Calculation Method</w:t>
-            </w:r>
-          </w:p>
-        </w:tc>
-      </w:tr>
-      <w:tr>
-        <w:trPr>
-          <w:tblCellSpacing w:w="15" w:type="dxa"/>
-        </w:trPr>
-        <w:tc>
-          <w:tcPr>
-            <w:tcW w:w="1396" w:type="dxa"/>
-            <w:tcBorders>
-              <w:top w:val="single" w:sz="6" w:space="0" w:color="auto"/>
-              <w:left w:val="single" w:sz="2" w:space="0" w:color="auto"/>
-              <w:bottom w:val="single" w:sz="6" w:space="0" w:color="auto"/>
-              <w:right w:val="single" w:sz="6" w:space="0" w:color="auto"/>
-            </w:tcBorders>
-            <w:shd w:val="clear" w:color="auto" w:fill="181818"/>
-            <w:vAlign w:val="center"/>
-            <w:hideMark/>
-          </w:tcPr>
-          <w:p>
-            <w:r>
-              <w:rPr>
-                <w:b/>
-                <w:bCs/>
-              </w:rPr>
-              <w:t>Commercial</w:t>
-            </w:r>
-          </w:p>
-        </w:tc>
-        <w:tc>
-          <w:tcPr>
-            <w:tcW w:w="776" w:type="dxa"/>
-            <w:tcBorders>
-              <w:top w:val="single" w:sz="6" w:space="0" w:color="auto"/>
-              <w:left w:val="single" w:sz="6" w:space="0" w:color="auto"/>
-              <w:bottom w:val="single" w:sz="6" w:space="0" w:color="auto"/>
-              <w:right w:val="single" w:sz="6" w:space="0" w:color="auto"/>
-            </w:tcBorders>
-            <w:shd w:val="clear" w:color="auto" w:fill="181818"/>
-            <w:vAlign w:val="center"/>
-            <w:hideMark/>
-          </w:tcPr>
-          <w:p>
-            <w:r>
-              <w:rPr>
-                <w:b/>
-                <w:bCs/>
-              </w:rPr>
-              <w:t>60%</w:t>
-            </w:r>
-          </w:p>
-        </w:tc>
-        <w:tc>
-          <w:tcPr>
-            <w:tcW w:w="2850" w:type="dxa"/>
-            <w:tcBorders>
-              <w:top w:val="single" w:sz="6" w:space="0" w:color="auto"/>
-              <w:left w:val="single" w:sz="6" w:space="0" w:color="auto"/>
-              <w:bottom w:val="single" w:sz="6" w:space="0" w:color="auto"/>
-              <w:right w:val="single" w:sz="6" w:space="0" w:color="auto"/>
-            </w:tcBorders>
-            <w:shd w:val="clear" w:color="auto" w:fill="181818"/>
-            <w:vAlign w:val="center"/>
-            <w:hideMark/>
-          </w:tcPr>
-          <w:p>
-            <w:r>
-              <w:rPr>
-                <w:b/>
-                <w:bCs/>
-              </w:rPr>
-              <w:t>Sales Target Achievement</w:t>
-            </w:r>
-            <w:r>
-              <w:br/>
-              <w:t>Measures core commercial results against sales targets/forecast. Serves as the primary driver of performance.</w:t>
-            </w:r>
-          </w:p>
-        </w:tc>
-        <w:tc>
-          <w:tcPr>
-            <w:tcW w:w="3216" w:type="dxa"/>
-            <w:tcBorders>
-              <w:top w:val="single" w:sz="6" w:space="0" w:color="auto"/>
-              <w:left w:val="single" w:sz="6" w:space="0" w:color="auto"/>
-              <w:bottom w:val="single" w:sz="6" w:space="0" w:color="auto"/>
-              <w:right w:val="single" w:sz="6" w:space="0" w:color="auto"/>
-            </w:tcBorders>
-            <w:shd w:val="clear" w:color="auto" w:fill="181818"/>
-            <w:vAlign w:val="center"/>
-            <w:hideMark/>
-          </w:tcPr>
-          <w:p>
-            <w:pPr>
-              <w:rPr>
-                <w:rtl/>
-              </w:rPr>
-            </w:pPr>
-            <w:r>
-              <w:t xml:space="preserve">• Total </w:t>
-            </w:r>
-            <w:proofErr w:type="gramStart"/>
-            <w:r>
-              <w:t>Ach.%</w:t>
-            </w:r>
-            <w:proofErr w:type="gramEnd"/>
-            <w:r>
-              <w:t> (Overall sales vs. forecast)</w:t>
-            </w:r>
-            <w:r>
-              <w:br/>
-              <w:t xml:space="preserve">• AM </w:t>
-            </w:r>
-            <w:proofErr w:type="gramStart"/>
-            <w:r>
-              <w:t>Ach.%</w:t>
-            </w:r>
-            <w:proofErr w:type="gramEnd"/>
-            <w:r>
-              <w:t> </w:t>
-            </w:r>
-          </w:p>
-          <w:p>
-            <w:r>
-              <w:t xml:space="preserve"> • PM Ach.% </w:t>
-            </w:r>
-          </w:p>
-        </w:tc>
-        <w:tc>
-          <w:tcPr>
-            <w:tcW w:w="3459" w:type="dxa"/>
-            <w:tcBorders>
-              <w:top w:val="single" w:sz="6" w:space="0" w:color="auto"/>
-              <w:left w:val="single" w:sz="6" w:space="0" w:color="auto"/>
-              <w:bottom w:val="single" w:sz="6" w:space="0" w:color="auto"/>
-              <w:right w:val="single" w:sz="2" w:space="0" w:color="auto"/>
-            </w:tcBorders>
-            <w:shd w:val="clear" w:color="auto" w:fill="181818"/>
-            <w:vAlign w:val="center"/>
-            <w:hideMark/>
-          </w:tcPr>
-          <w:p>
-            <w:r>
-              <w:t>Average of available achievements, </w:t>
-            </w:r>
-            <w:r>
-              <w:rPr>
-                <w:b/>
-                <w:bCs/>
-              </w:rPr>
-              <w:t>capped at 150%</w:t>
-            </w:r>
-            <w:r>
-              <w:t> (to avoid distorted scores from tiny targets), normalized to a 0–100 index.</w:t>
-            </w:r>
-          </w:p>
-        </w:tc>
-      </w:tr>
-      <w:tr>
-        <w:trPr>
-          <w:tblCellSpacing w:w="15" w:type="dxa"/>
-        </w:trPr>
-        <w:tc>
-          <w:tcPr>
-            <w:tcW w:w="1396" w:type="dxa"/>
-            <w:tcBorders>
-              <w:top w:val="single" w:sz="6" w:space="0" w:color="auto"/>
-              <w:left w:val="single" w:sz="2" w:space="0" w:color="auto"/>
-              <w:bottom w:val="single" w:sz="6" w:space="0" w:color="auto"/>
-              <w:right w:val="single" w:sz="6" w:space="0" w:color="auto"/>
-            </w:tcBorders>
-            <w:shd w:val="clear" w:color="auto" w:fill="181818"/>
-            <w:vAlign w:val="center"/>
-            <w:hideMark/>
-          </w:tcPr>
-          <w:p>
-            <w:r>
-              <w:rPr>
-                <w:b/>
-                <w:bCs/>
-              </w:rPr>
-              <w:t>Activity</w:t>
-            </w:r>
-          </w:p>
-        </w:tc>
-        <w:tc>
-          <w:tcPr>
-            <w:tcW w:w="776" w:type="dxa"/>
-            <w:tcBorders>
-              <w:top w:val="single" w:sz="6" w:space="0" w:color="auto"/>
-              <w:left w:val="single" w:sz="6" w:space="0" w:color="auto"/>
-              <w:bottom w:val="single" w:sz="6" w:space="0" w:color="auto"/>
-              <w:right w:val="single" w:sz="6" w:space="0" w:color="auto"/>
-            </w:tcBorders>
-            <w:shd w:val="clear" w:color="auto" w:fill="181818"/>
-            <w:vAlign w:val="center"/>
-            <w:hideMark/>
-          </w:tcPr>
-          <w:p>
-            <w:r>
-              <w:rPr>
-                <w:b/>
-                <w:bCs/>
-              </w:rPr>
-              <w:t>10%</w:t>
-            </w:r>
-          </w:p>
-        </w:tc>
-        <w:tc>
-          <w:tcPr>
-            <w:tcW w:w="2850" w:type="dxa"/>
-            <w:tcBorders>
-              <w:top w:val="single" w:sz="6" w:space="0" w:color="auto"/>
-              <w:left w:val="single" w:sz="6" w:space="0" w:color="auto"/>
-              <w:bottom w:val="single" w:sz="6" w:space="0" w:color="auto"/>
-              <w:right w:val="single" w:sz="6" w:space="0" w:color="auto"/>
-            </w:tcBorders>
-            <w:shd w:val="clear" w:color="auto" w:fill="181818"/>
-            <w:vAlign w:val="center"/>
-            <w:hideMark/>
-          </w:tcPr>
-          <w:p>
-            <w:r>
-              <w:rPr>
-                <w:b/>
-                <w:bCs/>
-              </w:rPr>
-              <w:t>Field Effort &amp; Discipline</w:t>
-            </w:r>
-            <w:r>
-              <w:br/>
-              <w:t>Measures field presence, daily working hours, and call execution rate.</w:t>
-            </w:r>
-          </w:p>
-        </w:tc>
-        <w:tc>
-          <w:tcPr>
-            <w:tcW w:w="3216" w:type="dxa"/>
-            <w:tcBorders>
-              <w:top w:val="single" w:sz="6" w:space="0" w:color="auto"/>
-              <w:left w:val="single" w:sz="6" w:space="0" w:color="auto"/>
-              <w:bottom w:val="single" w:sz="6" w:space="0" w:color="auto"/>
-              <w:right w:val="single" w:sz="6" w:space="0" w:color="auto"/>
-            </w:tcBorders>
-            <w:shd w:val="clear" w:color="auto" w:fill="181818"/>
-            <w:vAlign w:val="center"/>
-            <w:hideMark/>
-          </w:tcPr>
-          <w:p>
-            <w:r>
-              <w:t>• Total Working Hours</w:t>
-            </w:r>
-            <w:r>
-              <w:br/>
-              <w:t>• AM Call Rate</w:t>
-            </w:r>
-            <w:r>
-              <w:br/>
-              <w:t>• PM Call Rate</w:t>
-            </w:r>
-          </w:p>
-        </w:tc>
-        <w:tc>
-          <w:tcPr>
-            <w:tcW w:w="3459" w:type="dxa"/>
-            <w:tcBorders>
-              <w:top w:val="single" w:sz="6" w:space="0" w:color="auto"/>
-              <w:left w:val="single" w:sz="6" w:space="0" w:color="auto"/>
-              <w:bottom w:val="single" w:sz="6" w:space="0" w:color="auto"/>
-              <w:right w:val="single" w:sz="2" w:space="0" w:color="auto"/>
-            </w:tcBorders>
-            <w:shd w:val="clear" w:color="auto" w:fill="181818"/>
-            <w:vAlign w:val="center"/>
-            <w:hideMark/>
-          </w:tcPr>
-          <w:p>
-            <w:r>
-              <w:t>Percentile rank vs. peers for each metric, averaged and scaled from 0 to 100.</w:t>
-            </w:r>
-          </w:p>
-        </w:tc>
-      </w:tr>
-      <w:tr>
-        <w:trPr>
-          <w:tblCellSpacing w:w="15" w:type="dxa"/>
-        </w:trPr>
-        <w:tc>
-          <w:tcPr>
-            <w:tcW w:w="1396" w:type="dxa"/>
-            <w:tcBorders>
-              <w:top w:val="single" w:sz="6" w:space="0" w:color="auto"/>
-              <w:left w:val="single" w:sz="2" w:space="0" w:color="auto"/>
-              <w:bottom w:val="single" w:sz="6" w:space="0" w:color="auto"/>
-              <w:right w:val="single" w:sz="6" w:space="0" w:color="auto"/>
-            </w:tcBorders>
-            <w:shd w:val="clear" w:color="auto" w:fill="181818"/>
-            <w:vAlign w:val="center"/>
-            <w:hideMark/>
-          </w:tcPr>
-          <w:p>
-            <w:r>
-              <w:rPr>
-                <w:b/>
-                <w:bCs/>
-              </w:rPr>
-              <w:t>Coverage</w:t>
-            </w:r>
-          </w:p>
-        </w:tc>
-        <w:tc>
-          <w:tcPr>
-            <w:tcW w:w="776" w:type="dxa"/>
-            <w:tcBorders>
-              <w:top w:val="single" w:sz="6" w:space="0" w:color="auto"/>
-              <w:left w:val="single" w:sz="6" w:space="0" w:color="auto"/>
-              <w:bottom w:val="single" w:sz="6" w:space="0" w:color="auto"/>
-              <w:right w:val="single" w:sz="6" w:space="0" w:color="auto"/>
-            </w:tcBorders>
-            <w:shd w:val="clear" w:color="auto" w:fill="181818"/>
-            <w:vAlign w:val="center"/>
-            <w:hideMark/>
-          </w:tcPr>
-          <w:p>
-            <w:r>
-              <w:rPr>
-                <w:b/>
-                <w:bCs/>
-              </w:rPr>
-              <w:t>5%</w:t>
-            </w:r>
-          </w:p>
-        </w:tc>
-        <w:tc>
-          <w:tcPr>
-            <w:tcW w:w="2850" w:type="dxa"/>
-            <w:tcBorders>
-              <w:top w:val="single" w:sz="6" w:space="0" w:color="auto"/>
-              <w:left w:val="single" w:sz="6" w:space="0" w:color="auto"/>
-              <w:bottom w:val="single" w:sz="6" w:space="0" w:color="auto"/>
-              <w:right w:val="single" w:sz="6" w:space="0" w:color="auto"/>
-            </w:tcBorders>
-            <w:shd w:val="clear" w:color="auto" w:fill="181818"/>
-            <w:vAlign w:val="center"/>
-            <w:hideMark/>
-          </w:tcPr>
-          <w:p>
-            <w:r>
-              <w:rPr>
-                <w:b/>
-                <w:bCs/>
-              </w:rPr>
-              <w:t>Territory &amp; Account Reach</w:t>
-            </w:r>
-            <w:r>
-              <w:br/>
-              <w:t>Measures breadth of territory penetration and adherence to targeted accounts.</w:t>
-            </w:r>
-          </w:p>
-        </w:tc>
-        <w:tc>
-          <w:tcPr>
-            <w:tcW w:w="3216" w:type="dxa"/>
-            <w:tcBorders>
-              <w:top w:val="single" w:sz="6" w:space="0" w:color="auto"/>
-              <w:left w:val="single" w:sz="6" w:space="0" w:color="auto"/>
-              <w:bottom w:val="single" w:sz="6" w:space="0" w:color="auto"/>
-              <w:right w:val="single" w:sz="6" w:space="0" w:color="auto"/>
-            </w:tcBorders>
-            <w:shd w:val="clear" w:color="auto" w:fill="181818"/>
-            <w:vAlign w:val="center"/>
-            <w:hideMark/>
-          </w:tcPr>
-          <w:p>
-            <w:r>
-              <w:t>• AM Coverage</w:t>
-            </w:r>
-            <w:r>
-              <w:br/>
-              <w:t>• PM Coverage</w:t>
-            </w:r>
-            <w:r>
-              <w:br/>
-              <w:t>• PM Coverage by Frequency</w:t>
-            </w:r>
-            <w:r>
-              <w:br/>
-              <w:t>• Coverage of Served Customers</w:t>
-            </w:r>
-          </w:p>
-        </w:tc>
-        <w:tc>
-          <w:tcPr>
-            <w:tcW w:w="3459" w:type="dxa"/>
-            <w:tcBorders>
-              <w:top w:val="single" w:sz="6" w:space="0" w:color="auto"/>
-              <w:left w:val="single" w:sz="6" w:space="0" w:color="auto"/>
-              <w:bottom w:val="single" w:sz="6" w:space="0" w:color="auto"/>
-              <w:right w:val="single" w:sz="2" w:space="0" w:color="auto"/>
-            </w:tcBorders>
-            <w:shd w:val="clear" w:color="auto" w:fill="181818"/>
-            <w:vAlign w:val="center"/>
-            <w:hideMark/>
-          </w:tcPr>
-          <w:p>
-            <w:r>
-              <w:t>Percentile rank vs. peers across all coverage metrics, averaged to 0–100.</w:t>
-            </w:r>
-          </w:p>
-        </w:tc>
-      </w:tr>
-      <w:tr>
-        <w:trPr>
-          <w:tblCellSpacing w:w="15" w:type="dxa"/>
-        </w:trPr>
-        <w:tc>
-          <w:tcPr>
-            <w:tcW w:w="1396" w:type="dxa"/>
-            <w:tcBorders>
-              <w:top w:val="single" w:sz="6" w:space="0" w:color="auto"/>
-              <w:left w:val="single" w:sz="2" w:space="0" w:color="auto"/>
-              <w:bottom w:val="single" w:sz="6" w:space="0" w:color="auto"/>
-              <w:right w:val="single" w:sz="6" w:space="0" w:color="auto"/>
-            </w:tcBorders>
-            <w:shd w:val="clear" w:color="auto" w:fill="181818"/>
-            <w:vAlign w:val="center"/>
-            <w:hideMark/>
-          </w:tcPr>
-          <w:p>
-            <w:r>
-              <w:rPr>
-                <w:b/>
-                <w:bCs/>
-              </w:rPr>
-              <w:t>Customer Quality</w:t>
-            </w:r>
-          </w:p>
-        </w:tc>
-        <w:tc>
-          <w:tcPr>
-            <w:tcW w:w="776" w:type="dxa"/>
-            <w:tcBorders>
-              <w:top w:val="single" w:sz="6" w:space="0" w:color="auto"/>
-              <w:left w:val="single" w:sz="6" w:space="0" w:color="auto"/>
-              <w:bottom w:val="single" w:sz="6" w:space="0" w:color="auto"/>
-              <w:right w:val="single" w:sz="6" w:space="0" w:color="auto"/>
-            </w:tcBorders>
-            <w:shd w:val="clear" w:color="auto" w:fill="181818"/>
-            <w:vAlign w:val="center"/>
-            <w:hideMark/>
-          </w:tcPr>
-          <w:p>
-            <w:r>
-              <w:rPr>
-                <w:b/>
-                <w:bCs/>
-              </w:rPr>
-              <w:t>5%</w:t>
-            </w:r>
-          </w:p>
-        </w:tc>
-        <w:tc>
-          <w:tcPr>
-            <w:tcW w:w="2850" w:type="dxa"/>
-            <w:tcBorders>
-              <w:top w:val="single" w:sz="6" w:space="0" w:color="auto"/>
-              <w:left w:val="single" w:sz="6" w:space="0" w:color="auto"/>
-              <w:bottom w:val="single" w:sz="6" w:space="0" w:color="auto"/>
-              <w:right w:val="single" w:sz="6" w:space="0" w:color="auto"/>
-            </w:tcBorders>
-            <w:shd w:val="clear" w:color="auto" w:fill="181818"/>
-            <w:vAlign w:val="center"/>
-            <w:hideMark/>
-          </w:tcPr>
-          <w:p>
-            <w:r>
-              <w:rPr>
-                <w:b/>
-                <w:bCs/>
-              </w:rPr>
-              <w:t>Targeting Quality &amp; Master File</w:t>
-            </w:r>
-            <w:r>
-              <w:br/>
-              <w:t>Measures focus on high-yield prescribers, database integrity, and relationship depth.</w:t>
-            </w:r>
-          </w:p>
-        </w:tc>
-        <w:tc>
-          <w:tcPr>
-            <w:tcW w:w="3216" w:type="dxa"/>
-            <w:tcBorders>
-              <w:top w:val="single" w:sz="6" w:space="0" w:color="auto"/>
-              <w:left w:val="single" w:sz="6" w:space="0" w:color="auto"/>
-              <w:bottom w:val="single" w:sz="6" w:space="0" w:color="auto"/>
-              <w:right w:val="single" w:sz="6" w:space="0" w:color="auto"/>
-            </w:tcBorders>
-            <w:shd w:val="clear" w:color="auto" w:fill="181818"/>
-            <w:vAlign w:val="center"/>
-            <w:hideMark/>
-          </w:tcPr>
-          <w:p>
-            <w:r>
-              <w:t>• Class A% (High-yield prescribers)</w:t>
-            </w:r>
-            <w:r>
-              <w:br/>
-              <w:t>• Class C% (Low-yield prescribers)</w:t>
-            </w:r>
-            <w:r>
-              <w:br/>
-              <w:t>• Actual / Standard Master File ratio</w:t>
-            </w:r>
-            <w:r>
-              <w:br/>
-              <w:t>• Customers count above 3K</w:t>
-            </w:r>
-            <w:r>
-              <w:br/>
-              <w:t>• Customers visited 1</w:t>
-            </w:r>
-            <w:r>
-              <w:rPr>
-                <w:rFonts w:hint="cs"/>
-                <w:rtl/>
-              </w:rPr>
-              <w:t>8</w:t>
-            </w:r>
-            <w:r>
-              <w:t>+ times</w:t>
-            </w:r>
-          </w:p>
-        </w:tc>
-        <w:tc>
-          <w:tcPr>
-            <w:tcW w:w="3459" w:type="dxa"/>
-            <w:tcBorders>
-              <w:top w:val="single" w:sz="6" w:space="0" w:color="auto"/>
-              <w:left w:val="single" w:sz="6" w:space="0" w:color="auto"/>
-              <w:bottom w:val="single" w:sz="6" w:space="0" w:color="auto"/>
-              <w:right w:val="single" w:sz="2" w:space="0" w:color="auto"/>
-            </w:tcBorders>
-            <w:shd w:val="clear" w:color="auto" w:fill="181818"/>
-            <w:vAlign w:val="center"/>
-            <w:hideMark/>
-          </w:tcPr>
-          <w:p>
-            <w:r>
-              <w:t>Percentile rank across all metrics (with Class C% inverted: lower percentage scores higher), averaged to 0–100.</w:t>
-            </w:r>
-          </w:p>
-        </w:tc>
-      </w:tr>
-      <w:tr>
-        <w:trPr>
-          <w:tblCellSpacing w:w="15" w:type="dxa"/>
-        </w:trPr>
-        <w:tc>
-          <w:tcPr>
-            <w:tcW w:w="1396" w:type="dxa"/>
-            <w:tcBorders>
-              <w:top w:val="single" w:sz="6" w:space="0" w:color="auto"/>
-              <w:left w:val="single" w:sz="2" w:space="0" w:color="auto"/>
-              <w:bottom w:val="single" w:sz="6" w:space="0" w:color="auto"/>
-              <w:right w:val="single" w:sz="6" w:space="0" w:color="auto"/>
-            </w:tcBorders>
-            <w:shd w:val="clear" w:color="auto" w:fill="181818"/>
-            <w:vAlign w:val="center"/>
-            <w:hideMark/>
-          </w:tcPr>
-          <w:p>
-            <w:r>
-              <w:rPr>
-                <w:b/>
-                <w:bCs/>
-              </w:rPr>
-              <w:t>Productivity</w:t>
-            </w:r>
-          </w:p>
-        </w:tc>
-        <w:tc>
-          <w:tcPr>
-            <w:tcW w:w="776" w:type="dxa"/>
-            <w:tcBorders>
-              <w:top w:val="single" w:sz="6" w:space="0" w:color="auto"/>
-              <w:left w:val="single" w:sz="6" w:space="0" w:color="auto"/>
-              <w:bottom w:val="single" w:sz="6" w:space="0" w:color="auto"/>
-              <w:right w:val="single" w:sz="6" w:space="0" w:color="auto"/>
-            </w:tcBorders>
-            <w:shd w:val="clear" w:color="auto" w:fill="181818"/>
-            <w:vAlign w:val="center"/>
-            <w:hideMark/>
-          </w:tcPr>
-          <w:p>
-            <w:r>
-              <w:rPr>
-                <w:b/>
-                <w:bCs/>
-              </w:rPr>
-              <w:t>5%</w:t>
-            </w:r>
-          </w:p>
-        </w:tc>
-        <w:tc>
-          <w:tcPr>
-            <w:tcW w:w="2850" w:type="dxa"/>
-            <w:tcBorders>
-              <w:top w:val="single" w:sz="6" w:space="0" w:color="auto"/>
-              <w:left w:val="single" w:sz="6" w:space="0" w:color="auto"/>
-              <w:bottom w:val="single" w:sz="6" w:space="0" w:color="auto"/>
-              <w:right w:val="single" w:sz="6" w:space="0" w:color="auto"/>
-            </w:tcBorders>
-            <w:shd w:val="clear" w:color="auto" w:fill="181818"/>
-            <w:vAlign w:val="center"/>
-            <w:hideMark/>
-          </w:tcPr>
-          <w:p>
-            <w:r>
-              <w:rPr>
-                <w:b/>
-                <w:bCs/>
-              </w:rPr>
-              <w:t>Commercial Efficiency</w:t>
-            </w:r>
-            <w:r>
-              <w:br/>
-              <w:t>Measures return generated from accounts actively serviced.</w:t>
-            </w:r>
-          </w:p>
-        </w:tc>
-        <w:tc>
-          <w:tcPr>
-            <w:tcW w:w="3216" w:type="dxa"/>
-            <w:tcBorders>
-              <w:top w:val="single" w:sz="6" w:space="0" w:color="auto"/>
-              <w:left w:val="single" w:sz="6" w:space="0" w:color="auto"/>
-              <w:bottom w:val="single" w:sz="6" w:space="0" w:color="auto"/>
-              <w:right w:val="single" w:sz="6" w:space="0" w:color="auto"/>
-            </w:tcBorders>
-            <w:shd w:val="clear" w:color="auto" w:fill="181818"/>
-            <w:vAlign w:val="center"/>
-            <w:hideMark/>
-          </w:tcPr>
-          <w:p>
-            <w:r>
-              <w:t>• ROI of Served Customers</w:t>
-            </w:r>
-          </w:p>
-        </w:tc>
-        <w:tc>
-          <w:tcPr>
-            <w:tcW w:w="3459" w:type="dxa"/>
-            <w:tcBorders>
-              <w:top w:val="single" w:sz="6" w:space="0" w:color="auto"/>
-              <w:left w:val="single" w:sz="6" w:space="0" w:color="auto"/>
-              <w:bottom w:val="single" w:sz="6" w:space="0" w:color="auto"/>
-              <w:right w:val="single" w:sz="2" w:space="0" w:color="auto"/>
-            </w:tcBorders>
-            <w:shd w:val="clear" w:color="auto" w:fill="181818"/>
-            <w:vAlign w:val="center"/>
-            <w:hideMark/>
-          </w:tcPr>
-          <w:p>
-            <w:r>
-              <w:t>Percentile rank of ROI compared to peers, scaled from 0 to 100.</w:t>
-            </w:r>
-          </w:p>
-        </w:tc>
-      </w:tr>
-      <w:tr>
-        <w:trPr>
-          <w:tblCellSpacing w:w="15" w:type="dxa"/>
-        </w:trPr>
-        <w:tc>
-          <w:tcPr>
-            <w:tcW w:w="1396" w:type="dxa"/>
-            <w:tcBorders>
-              <w:top w:val="single" w:sz="6" w:space="0" w:color="auto"/>
-              <w:left w:val="single" w:sz="2" w:space="0" w:color="auto"/>
-              <w:bottom w:val="single" w:sz="6" w:space="0" w:color="auto"/>
-              <w:right w:val="single" w:sz="6" w:space="0" w:color="auto"/>
-            </w:tcBorders>
-            <w:shd w:val="clear" w:color="auto" w:fill="181818"/>
-            <w:vAlign w:val="center"/>
-            <w:hideMark/>
-          </w:tcPr>
-          <w:p>
-            <w:r>
-              <w:rPr>
-                <w:b/>
-                <w:bCs/>
-              </w:rPr>
-              <w:t>Development</w:t>
-            </w:r>
-          </w:p>
-        </w:tc>
-        <w:tc>
-          <w:tcPr>
-            <w:tcW w:w="776" w:type="dxa"/>
-            <w:tcBorders>
-              <w:top w:val="single" w:sz="6" w:space="0" w:color="auto"/>
-              <w:left w:val="single" w:sz="6" w:space="0" w:color="auto"/>
-              <w:bottom w:val="single" w:sz="6" w:space="0" w:color="auto"/>
-              <w:right w:val="single" w:sz="6" w:space="0" w:color="auto"/>
-            </w:tcBorders>
-            <w:shd w:val="clear" w:color="auto" w:fill="181818"/>
-            <w:vAlign w:val="center"/>
-            <w:hideMark/>
-          </w:tcPr>
-          <w:p>
-            <w:r>
-              <w:rPr>
-                <w:b/>
-                <w:bCs/>
-              </w:rPr>
-              <w:t>5%</w:t>
-            </w:r>
-          </w:p>
-        </w:tc>
-        <w:tc>
-          <w:tcPr>
-            <w:tcW w:w="2850" w:type="dxa"/>
-            <w:tcBorders>
-              <w:top w:val="single" w:sz="6" w:space="0" w:color="auto"/>
-              <w:left w:val="single" w:sz="6" w:space="0" w:color="auto"/>
-              <w:bottom w:val="single" w:sz="6" w:space="0" w:color="auto"/>
-              <w:right w:val="single" w:sz="6" w:space="0" w:color="auto"/>
-            </w:tcBorders>
-            <w:shd w:val="clear" w:color="auto" w:fill="181818"/>
-            <w:vAlign w:val="center"/>
-            <w:hideMark/>
-          </w:tcPr>
-          <w:p>
-            <w:r>
-              <w:rPr>
-                <w:b/>
-                <w:bCs/>
-              </w:rPr>
-              <w:t>Field Coaching &amp; Growth</w:t>
-            </w:r>
-            <w:r>
-              <w:br/>
-              <w:t xml:space="preserve">Measures MR field mentoring and coaching </w:t>
-            </w:r>
-            <w:r>
-              <w:lastRenderedPageBreak/>
-              <w:t>engagement alongside the District Manager.</w:t>
-            </w:r>
-          </w:p>
-        </w:tc>
-        <w:tc>
-          <w:tcPr>
-            <w:tcW w:w="3216" w:type="dxa"/>
-            <w:tcBorders>
-              <w:top w:val="single" w:sz="6" w:space="0" w:color="auto"/>
-              <w:left w:val="single" w:sz="6" w:space="0" w:color="auto"/>
-              <w:bottom w:val="single" w:sz="6" w:space="0" w:color="auto"/>
-              <w:right w:val="single" w:sz="6" w:space="0" w:color="auto"/>
-            </w:tcBorders>
-            <w:shd w:val="clear" w:color="auto" w:fill="181818"/>
-            <w:vAlign w:val="center"/>
-            <w:hideMark/>
-          </w:tcPr>
-          <w:p>
-            <w:r>
-              <w:lastRenderedPageBreak/>
-              <w:t>• Total Coaching Halves </w:t>
-            </w:r>
-            <w:r>
-              <w:rPr>
-                <w:i/>
-                <w:iCs/>
-              </w:rPr>
-              <w:t>(In DM view: Total, Check, and Single halves)</w:t>
-            </w:r>
-          </w:p>
-        </w:tc>
-        <w:tc>
-          <w:tcPr>
-            <w:tcW w:w="3459" w:type="dxa"/>
-            <w:tcBorders>
-              <w:top w:val="single" w:sz="6" w:space="0" w:color="auto"/>
-              <w:left w:val="single" w:sz="6" w:space="0" w:color="auto"/>
-              <w:bottom w:val="single" w:sz="6" w:space="0" w:color="auto"/>
-              <w:right w:val="single" w:sz="2" w:space="0" w:color="auto"/>
-            </w:tcBorders>
-            <w:shd w:val="clear" w:color="auto" w:fill="181818"/>
-            <w:vAlign w:val="center"/>
-            <w:hideMark/>
-          </w:tcPr>
-          <w:p>
-            <w:r>
-              <w:t>Percentile rank of completed coaching sessions vs. peers, scaled to 0–100.</w:t>
-            </w:r>
-          </w:p>
-        </w:tc>
-      </w:tr>
-      <w:tr>
-        <w:trPr>
-          <w:tblCellSpacing w:w="15" w:type="dxa"/>
-        </w:trPr>
-        <w:tc>
-          <w:tcPr>
-            <w:tcW w:w="1396" w:type="dxa"/>
-            <w:tcBorders>
-              <w:top w:val="single" w:sz="6" w:space="0" w:color="auto"/>
-              <w:left w:val="single" w:sz="2" w:space="0" w:color="auto"/>
-              <w:bottom w:val="single" w:sz="2" w:space="0" w:color="auto"/>
-              <w:right w:val="single" w:sz="6" w:space="0" w:color="auto"/>
-            </w:tcBorders>
-            <w:shd w:val="clear" w:color="auto" w:fill="181818"/>
-            <w:vAlign w:val="center"/>
-            <w:hideMark/>
-          </w:tcPr>
-          <w:p>
-            <w:pPr>
-              <w:rPr>
-                <w:b/>
-                <w:bCs/>
-              </w:rPr>
-            </w:pPr>
-            <w:r>
-              <w:rPr>
-                <w:b/>
-                <w:bCs/>
-              </w:rPr>
-              <w:t>Progress</w:t>
-            </w:r>
-          </w:p>
-        </w:tc>
-        <w:tc>
-          <w:tcPr>
-            <w:tcW w:w="776" w:type="dxa"/>
-            <w:tcBorders>
-              <w:top w:val="single" w:sz="6" w:space="0" w:color="auto"/>
-              <w:left w:val="single" w:sz="6" w:space="0" w:color="auto"/>
-              <w:bottom w:val="single" w:sz="2" w:space="0" w:color="auto"/>
-              <w:right w:val="single" w:sz="6" w:space="0" w:color="auto"/>
-            </w:tcBorders>
-            <w:shd w:val="clear" w:color="auto" w:fill="181818"/>
-            <w:vAlign w:val="center"/>
-            <w:hideMark/>
-          </w:tcPr>
-          <w:p>
-            <w:r>
-              <w:rPr>
-                <w:b/>
-                <w:bCs/>
-              </w:rPr>
-              <w:t>10%</w:t>
-            </w:r>
-          </w:p>
-        </w:tc>
-        <w:tc>
-          <w:tcPr>
-            <w:tcW w:w="2850" w:type="dxa"/>
-            <w:tcBorders>
-              <w:top w:val="single" w:sz="6" w:space="0" w:color="auto"/>
-              <w:left w:val="single" w:sz="6" w:space="0" w:color="auto"/>
-              <w:bottom w:val="single" w:sz="2" w:space="0" w:color="auto"/>
-              <w:right w:val="single" w:sz="6" w:space="0" w:color="auto"/>
-            </w:tcBorders>
-            <w:shd w:val="clear" w:color="auto" w:fill="181818"/>
-            <w:vAlign w:val="center"/>
-            <w:hideMark/>
-          </w:tcPr>
-          <w:p>
-            <w:r>
-              <w:rPr>
-                <w:b/>
-                <w:bCs/>
-              </w:rPr>
-              <w:t>Growth Trajectory &amp; Momentum</w:t>
-            </w:r>
-            <w:r>
-              <w:br/>
-              <w:t>Rewards MRs who are improving over time, regardless of their starting baseline.</w:t>
-            </w:r>
-          </w:p>
-        </w:tc>
-        <w:tc>
-          <w:tcPr>
-            <w:tcW w:w="3216" w:type="dxa"/>
-            <w:tcBorders>
-              <w:top w:val="single" w:sz="6" w:space="0" w:color="auto"/>
-              <w:left w:val="single" w:sz="6" w:space="0" w:color="auto"/>
-              <w:bottom w:val="single" w:sz="2" w:space="0" w:color="auto"/>
-              <w:right w:val="single" w:sz="6" w:space="0" w:color="auto"/>
-            </w:tcBorders>
-            <w:shd w:val="clear" w:color="auto" w:fill="181818"/>
-            <w:vAlign w:val="center"/>
-            <w:hideMark/>
-          </w:tcPr>
-          <w:p>
-            <w:r>
-              <w:t>• Q2 Vs Q1 Progress (Q2 Ach% − Q1 Ach%)</w:t>
-            </w:r>
-          </w:p>
-        </w:tc>
-        <w:tc>
-          <w:tcPr>
-            <w:tcW w:w="3459" w:type="dxa"/>
-            <w:tcBorders>
-              <w:top w:val="single" w:sz="6" w:space="0" w:color="auto"/>
-              <w:left w:val="single" w:sz="6" w:space="0" w:color="auto"/>
-              <w:bottom w:val="single" w:sz="2" w:space="0" w:color="auto"/>
-              <w:right w:val="single" w:sz="2" w:space="0" w:color="auto"/>
-            </w:tcBorders>
-            <w:shd w:val="clear" w:color="auto" w:fill="181818"/>
-            <w:vAlign w:val="center"/>
-            <w:hideMark/>
-          </w:tcPr>
-          <w:p>
-            <w:r>
-              <w:t>Percentile rank of quarterly improvement rate vs. peers, scaled to 0–100.</w:t>
-            </w:r>
-          </w:p>
-        </w:tc>
-      </w:tr>
-    </w:tbl>
-    <w:p>
-      <w:pPr>
-        <w:ind w:left="-1080" w:right="-720"/>
-        <w:rPr>
-          <w:rtl/>
-        </w:rPr>
-      </w:pPr>
-    </w:p>
-    <w:p>
-      <w:pPr>
-        <w:ind w:left="-1080" w:right="-720"/>
-        <w:rPr>
-          <w:rtl/>
-        </w:rPr>
-      </w:pPr>
-    </w:p>
-    <w:p>
-      <w:pPr>
-        <w:ind w:left="-1080" w:right="-720"/>
-      </w:pPr>
-      <w:r>
-        <w:t>How the Model Works Under the Hood</w:t>
-      </w:r>
-    </w:p>
-    <w:p>
-      <w:pPr>
-        <w:numPr>
-          <w:ilvl w:val="0"/>
-          <w:numId w:val="1"/>
-        </w:numPr>
-        <w:ind w:right="-720"/>
-      </w:pPr>
-      <w:r>
-        <w:rPr>
-          <w:b/>
-          <w:bCs/>
-        </w:rPr>
-        <w:t>Total Weight = 100%:</w:t>
-      </w:r>
-      <w:r>
-        <w:t> $$\text{Commercial (60%)} + \text{Activity (10%)} + \text{Coverage (5%)} + \text{Customer Quality (5%)} + \text{Productivity (5%)} + \text{Development (5%)} + \text{Progress (10%)} = 100%$$</w:t>
-      </w:r>
-    </w:p>
-    <w:p>
-      <w:pPr>
-        <w:numPr>
-          <w:ilvl w:val="0"/>
-          <w:numId w:val="1"/>
-        </w:numPr>
-        <w:ind w:right="-720"/>
-      </w:pPr>
-      <w:r>
-        <w:rPr>
-          <w:b/>
-          <w:bCs/>
-        </w:rPr>
-        <w:t>Fair Peer Percentile Scoring:</w:t>
-      </w:r>
-      <w:r>
-        <w:t> Non-commercial metrics are converted to </w:t>
-      </w:r>
-      <w:r>
-        <w:rPr>
-          <w:b/>
-          <w:bCs/>
-        </w:rPr>
-        <w:t>percentile ranks</w:t>
-      </w:r>
-      <w:r>
-        <w:t> relative to all other representatives. This ensures objective and normalized evaluation across territories.</w:t>
-      </w:r>
-    </w:p>
-    <w:p>
-      <w:pPr>
-        <w:numPr>
-          <w:ilvl w:val="0"/>
-          <w:numId w:val="1"/>
-        </w:numPr>
-        <w:ind w:right="-720"/>
-      </w:pPr>
-      <w:r>
-        <w:rPr>
-          <w:b/>
-          <w:bCs/>
-        </w:rPr>
-        <w:t>Handling Missing Data (Auto-Renormalization):</w:t>
-      </w:r>
-      <w:r>
-        <w:t> If an MR has missing metrics (e.g., no ROI or missing AM data), the system </w:t>
-      </w:r>
-      <w:r>
-        <w:rPr>
-          <w:b/>
-          <w:bCs/>
-        </w:rPr>
-        <w:t>automatically re-normalizes</w:t>
-      </w:r>
-      <w:r>
-        <w:t> the remaining weights so the score is never skewed, zeroed out, or marked as </w:t>
+    <w:p>
+      <w:pPr>
+        <w:ind w:left="-1080" w:right="-720"/>
+      </w:pPr>
+      <w:r>
+        <w:t>MR &amp; DM Dashboard Parameters</w:t>
+      </w:r>
+    </w:p>
+    <w:p>
+      <w:pPr>
+        <w:ind w:left="-1080" w:right="-720"/>
+      </w:pPr>
+      <w:r>
+        <w:t>All thresholds listed below are the current defaults. They can be changed from each dashboard’s Setup page unless noted otherwise.</w:t>
+      </w:r>
+    </w:p>
+    <w:p>
+      <w:pPr>
+        <w:ind w:left="-1080" w:right="-720"/>
+      </w:pPr>
+    </w:p>
+    <w:p>
+      <w:pPr>
+        <w:ind w:left="-1080" w:right="-720"/>
+      </w:pPr>
+      <w:r>
+        <w:t>Parameters shared by both dashboards</w:t>
+      </w:r>
+    </w:p>
+    <w:p>
+      <w:pPr>
+        <w:ind w:left="-1080" w:right="-720"/>
+      </w:pPr>
+      <w:r>
+        <w:t>Performance classification</w:t>
+      </w:r>
+    </w:p>
+    <w:p>
+      <w:pPr>
+        <w:ind w:left="-1080" w:right="-720"/>
+      </w:pPr>
+      <w:r>
+        <w:t xml:space="preserve">Classification is based on Total </w:t>
+      </w:r>
+      <w:proofErr w:type="gramStart"/>
+      <w:r>
+        <w:t>Ach.%</w:t>
+      </w:r>
+      <w:proofErr w:type="gramEnd"/>
+      <w:r>
+        <w:t>:</w:t>
+      </w:r>
+    </w:p>
+    <w:p>
+      <w:pPr>
+        <w:ind w:left="-1080" w:right="-720"/>
+      </w:pPr>
+    </w:p>
+    <w:p>
+      <w:pPr>
+        <w:ind w:left="-1080" w:right="-720"/>
+      </w:pPr>
+      <w:r>
+        <w:t>Classification</w:t>
+      </w:r>
+      <w:r>
+        <w:tab/>
+        <w:t>Rule</w:t>
+      </w:r>
+    </w:p>
+    <w:p>
+      <w:pPr>
+        <w:ind w:left="-1080" w:right="-720"/>
+      </w:pPr>
+      <w:r>
+        <w:t>Critical Low Performer</w:t>
+      </w:r>
+      <w:r>
+        <w:tab/>
+        <w:t>Below 69.5%</w:t>
+      </w:r>
+    </w:p>
+    <w:p>
+      <w:pPr>
+        <w:ind w:left="-1080" w:right="-720"/>
+      </w:pPr>
+      <w:r>
+        <w:t>Low Performer</w:t>
+      </w:r>
+      <w:r>
+        <w:tab/>
+        <w:t>69.5% to below 79.5%</w:t>
+      </w:r>
+    </w:p>
+    <w:p>
+      <w:pPr>
+        <w:ind w:left="-1080" w:right="-720"/>
+      </w:pPr>
+      <w:r>
+        <w:t>Needs Improvement</w:t>
+      </w:r>
+      <w:r>
+        <w:tab/>
+        <w:t>79.5% to below 89.5%</w:t>
+      </w:r>
+    </w:p>
+    <w:p>
+      <w:pPr>
+        <w:ind w:left="-1080" w:right="-720"/>
+      </w:pPr>
+      <w:r>
+        <w:t>Stable / Average</w:t>
+      </w:r>
+      <w:r>
+        <w:tab/>
+        <w:t>89.5% to below 99.5%</w:t>
+      </w:r>
+    </w:p>
+    <w:p>
+      <w:pPr>
+        <w:ind w:left="-1080" w:right="-720"/>
+      </w:pPr>
+      <w:r>
+        <w:t>Good Performer</w:t>
+      </w:r>
+      <w:r>
+        <w:tab/>
+        <w:t>99.5% to below 109.5%</w:t>
+      </w:r>
+    </w:p>
+    <w:p>
+      <w:pPr>
+        <w:ind w:left="-1080" w:right="-720"/>
+      </w:pPr>
+      <w:r>
+        <w:t>High Performer</w:t>
+      </w:r>
+      <w:r>
+        <w:tab/>
+        <w:t>109.5% or above</w:t>
+      </w:r>
+    </w:p>
+    <w:p>
+      <w:pPr>
+        <w:ind w:left="-1080" w:right="-720"/>
+      </w:pPr>
+      <w:r>
+        <w:t>Insufficient Data</w:t>
+      </w:r>
+      <w:r>
+        <w:tab/>
+        <w:t xml:space="preserve">Total </w:t>
+      </w:r>
+      <w:proofErr w:type="gramStart"/>
+      <w:r>
+        <w:t>Ach.%</w:t>
+      </w:r>
+      <w:proofErr w:type="gramEnd"/>
+      <w:r>
+        <w:t xml:space="preserve"> is missing</w:t>
+      </w:r>
+    </w:p>
+    <w:p>
+      <w:pPr>
+        <w:ind w:left="-1080" w:right="-720"/>
+      </w:pPr>
+      <w:r>
+        <w:t>Performance Score weights</w:t>
+      </w:r>
+    </w:p>
+    <w:p>
+      <w:pPr>
+        <w:ind w:left="-1080" w:right="-720"/>
+      </w:pPr>
+      <w:r>
+        <w:t>Dimension</w:t>
+      </w:r>
+      <w:r>
+        <w:tab/>
+        <w:t>Weight</w:t>
+      </w:r>
+    </w:p>
+    <w:p>
+      <w:pPr>
+        <w:ind w:left="-1080" w:right="-720"/>
+      </w:pPr>
+      <w:r>
+        <w:t>Commercial</w:t>
+      </w:r>
+      <w:r>
+        <w:tab/>
+        <w:t>60%</w:t>
+      </w:r>
+    </w:p>
+    <w:p>
+      <w:pPr>
+        <w:ind w:left="-1080" w:right="-720"/>
+      </w:pPr>
+      <w:r>
+        <w:t>Activity</w:t>
+      </w:r>
+      <w:r>
+        <w:tab/>
+        <w:t>10%</w:t>
+      </w:r>
+    </w:p>
+    <w:p>
+      <w:pPr>
+        <w:ind w:left="-1080" w:right="-720"/>
+      </w:pPr>
+      <w:r>
+        <w:t>Coverage</w:t>
+      </w:r>
+      <w:r>
+        <w:tab/>
+        <w:t>5%</w:t>
+      </w:r>
+    </w:p>
+    <w:p>
+      <w:pPr>
+        <w:ind w:left="-1080" w:right="-720"/>
+      </w:pPr>
+      <w:r>
+        <w:t>Customer Quality</w:t>
+      </w:r>
+      <w:r>
+        <w:tab/>
+        <w:t>5%</w:t>
+      </w:r>
+    </w:p>
+    <w:p>
+      <w:pPr>
+        <w:ind w:left="-1080" w:right="-720"/>
+      </w:pPr>
+      <w:r>
+        <w:t>Productivity</w:t>
+      </w:r>
+      <w:r>
+        <w:tab/>
+        <w:t>5%</w:t>
+      </w:r>
+    </w:p>
+    <w:p>
+      <w:pPr>
+        <w:ind w:left="-1080" w:right="-720"/>
+      </w:pPr>
+      <w:r>
+        <w:t>Coaching Activity / Development</w:t>
+      </w:r>
+      <w:r>
+        <w:tab/>
+        <w:t>5%</w:t>
+      </w:r>
+    </w:p>
+    <w:p>
+      <w:pPr>
+        <w:ind w:left="-1080" w:right="-720"/>
+      </w:pPr>
+      <w:r>
+        <w:t>Progress</w:t>
+      </w:r>
+      <w:r>
+        <w:tab/>
+        <w:t>10%</w:t>
+      </w:r>
+    </w:p>
+    <w:p>
+      <w:pPr>
+        <w:ind w:left="-1080" w:right="-720"/>
+      </w:pPr>
+      <w:r>
+        <w:lastRenderedPageBreak/>
+        <w:t>The score uses the available dimensions and re-normalizes their weights when some dimension data is missing. Achievement inputs used in the Commercial dimension are capped at 150% before scoring. Progress is based on Q2 vs. Q1 achievement, ranked against peers; Q3 and Q4 do not currently change this Progress calculation.</w:t>
+      </w:r>
+    </w:p>
+    <w:p>
+      <w:pPr>
+        <w:ind w:left="-1080" w:right="-720"/>
+      </w:pPr>
+    </w:p>
+    <w:p>
+      <w:pPr>
+        <w:ind w:left="-1080" w:right="-720"/>
+      </w:pPr>
+      <w:r>
+        <w:t>Priority</w:t>
+      </w:r>
+    </w:p>
+    <w:p>
+      <w:pPr>
+        <w:ind w:left="-1080" w:right="-720"/>
+      </w:pPr>
+      <w:r>
+        <w:t>Priority</w:t>
+      </w:r>
+      <w:r>
+        <w:tab/>
+        <w:t>Rule</w:t>
+      </w:r>
+    </w:p>
+    <w:p>
+      <w:pPr>
+        <w:ind w:left="-1080" w:right="-720"/>
+      </w:pPr>
+      <w:r>
+        <w:t>P1 – Immediate Intervention</w:t>
+      </w:r>
+      <w:r>
+        <w:tab/>
+        <w:t xml:space="preserve">Total </w:t>
+      </w:r>
+      <w:proofErr w:type="gramStart"/>
+      <w:r>
+        <w:t>Ach.%</w:t>
+      </w:r>
+      <w:proofErr w:type="gramEnd"/>
+      <w:r>
+        <w:t xml:space="preserve"> below 69.5% and at least 1 KPI gap</w:t>
+      </w:r>
+    </w:p>
+    <w:p>
+      <w:pPr>
+        <w:ind w:left="-1080" w:right="-720"/>
+      </w:pPr>
+      <w:r>
+        <w:t>P2 – High Priority</w:t>
+      </w:r>
+      <w:r>
+        <w:tab/>
+        <w:t xml:space="preserve">Total </w:t>
+      </w:r>
+      <w:proofErr w:type="gramStart"/>
+      <w:r>
+        <w:t>Ach.%</w:t>
+      </w:r>
+      <w:proofErr w:type="gramEnd"/>
+      <w:r>
+        <w:t xml:space="preserve"> below 79.5%, if not classified as P1</w:t>
+      </w:r>
+    </w:p>
+    <w:p>
+      <w:pPr>
+        <w:ind w:left="-1080" w:right="-720"/>
+      </w:pPr>
+      <w:r>
+        <w:t>P3 – Development</w:t>
+      </w:r>
+      <w:r>
+        <w:tab/>
+        <w:t>At least one KPI gap, if not P1 or P2</w:t>
+      </w:r>
+    </w:p>
+    <w:p>
+      <w:pPr>
+        <w:ind w:left="-1080" w:right="-720"/>
+      </w:pPr>
+      <w:r>
+        <w:t>P4 – Monitor</w:t>
+      </w:r>
+      <w:r>
+        <w:tab/>
+        <w:t xml:space="preserve">No applicable higher-priority rule, or Total </w:t>
+      </w:r>
+      <w:proofErr w:type="gramStart"/>
+      <w:r>
+        <w:t>Ach.%</w:t>
+      </w:r>
+      <w:proofErr w:type="gramEnd"/>
+      <w:r>
+        <w:t xml:space="preserve"> is missing</w:t>
+      </w:r>
+    </w:p>
+    <w:p>
+      <w:pPr>
+        <w:ind w:left="-1080" w:right="-720"/>
+      </w:pPr>
+      <w:r>
+        <w:t>Potential</w:t>
+      </w:r>
+    </w:p>
+    <w:p>
+      <w:pPr>
+        <w:ind w:left="-1080" w:right="-720"/>
+      </w:pPr>
+      <w:r>
+        <w:t xml:space="preserve">An MR or DM is marked High Potential when Total </w:t>
+      </w:r>
+      <w:proofErr w:type="gramStart"/>
+      <w:r>
+        <w:t>Ach.%</w:t>
+      </w:r>
+      <w:proofErr w:type="gramEnd"/>
+      <w:r>
+        <w:t xml:space="preserve"> is at least 79.5% and below 99.5%, and the person has at least one KPI gap. Otherwise, the flag is Normal.</w:t>
+      </w:r>
+    </w:p>
+    <w:p>
+      <w:pPr>
+        <w:ind w:left="-1080" w:right="-720"/>
+      </w:pPr>
+    </w:p>
+    <w:p>
+      <w:pPr>
+        <w:ind w:left="-1080" w:right="-720"/>
+      </w:pPr>
+      <w:r>
+        <w:t>DM gap parameters</w:t>
+      </w:r>
+    </w:p>
+    <w:p>
+      <w:pPr>
+        <w:ind w:left="-1080" w:right="-720"/>
+      </w:pPr>
+      <w:r>
+        <w:t>Gap</w:t>
+      </w:r>
+      <w:r>
+        <w:tab/>
+        <w:t>Current rule</w:t>
+      </w:r>
+    </w:p>
+    <w:p>
+      <w:pPr>
+        <w:ind w:left="-1080" w:right="-720"/>
+      </w:pPr>
+      <w:r>
+        <w:t>Low PM call rate</w:t>
+      </w:r>
+      <w:r>
+        <w:tab/>
+        <w:t>PM Call Rate below 95%</w:t>
+      </w:r>
+    </w:p>
+    <w:p>
+      <w:pPr>
+        <w:ind w:left="-1080" w:right="-720"/>
+      </w:pPr>
+      <w:r>
+        <w:t>Low AM PHD coverage</w:t>
+      </w:r>
+      <w:r>
+        <w:tab/>
+        <w:t>AM PHD Coverage below 80%</w:t>
+      </w:r>
+    </w:p>
+    <w:p>
+      <w:pPr>
+        <w:ind w:left="-1080" w:right="-720"/>
+      </w:pPr>
+      <w:r>
+        <w:t>Low GL coverage</w:t>
+      </w:r>
+      <w:r>
+        <w:tab/>
+        <w:t>GL Coverage below 80%</w:t>
+      </w:r>
+    </w:p>
+    <w:p>
+      <w:pPr>
+        <w:ind w:left="-1080" w:right="-720"/>
+      </w:pPr>
+      <w:r>
+        <w:t>Frequency coverage gap</w:t>
+      </w:r>
+      <w:r>
+        <w:tab/>
+        <w:t>PM Coverage by Frequency below 80%</w:t>
+      </w:r>
+    </w:p>
+    <w:p>
+      <w:pPr>
+        <w:ind w:left="-1080" w:right="-720"/>
+      </w:pPr>
+      <w:r>
+        <w:t>Low Class A%</w:t>
+      </w:r>
+      <w:r>
+        <w:tab/>
+        <w:t>Class A% below 25%</w:t>
+      </w:r>
+    </w:p>
+    <w:p>
+      <w:pPr>
+        <w:ind w:left="-1080" w:right="-720"/>
+      </w:pPr>
+      <w:r>
+        <w:t>High Class C%</w:t>
+      </w:r>
+      <w:r>
+        <w:tab/>
+        <w:t>Class C% above 10%</w:t>
+      </w:r>
+    </w:p>
+    <w:p>
+      <w:pPr>
+        <w:ind w:left="-1080" w:right="-720"/>
+      </w:pPr>
+      <w:r>
+        <w:t>Low ROI</w:t>
+      </w:r>
+      <w:r>
+        <w:tab/>
       </w:r>
       <w:proofErr w:type="spellStart"/>
       <w:r>
-        <w:t>NaN</w:t>
+        <w:t>ROI</w:t>
       </w:r>
       <w:proofErr w:type="spellEnd"/>
       <w:r>
-        <w:t>.</w:t>
-      </w:r>
-    </w:p>
-    <w:p>
-      <w:pPr>
-        <w:numPr>
-          <w:ilvl w:val="0"/>
-          <w:numId w:val="1"/>
-        </w:numPr>
-        <w:ind w:right="-720"/>
-      </w:pPr>
-      <w:r>
-        <w:rPr>
-          <w:b/>
-          <w:bCs/>
-        </w:rPr>
-        <w:t>Dynamic Setup:</w:t>
-      </w:r>
-      <w:r>
-        <w:t> You can adjust any of these percentages directly from the </w:t>
-      </w:r>
-      <w:r>
-        <w:rPr>
-          <w:b/>
-          <w:bCs/>
-        </w:rPr>
-        <w:t>Setup</w:t>
-      </w:r>
-      <w:r>
-        <w:t> tab and click </w:t>
-      </w:r>
-      <w:r>
-        <w:rPr>
-          <w:b/>
-          <w:bCs/>
-        </w:rPr>
-        <w:t>Save &amp; Recalculate</w:t>
-      </w:r>
-      <w:r>
-        <w:t> to immediately refresh all performance scores, rankings, and risk matrix distributions.</w:t>
+        <w:t xml:space="preserve"> above 9%</w:t>
+      </w:r>
+    </w:p>
+    <w:p>
+      <w:pPr>
+        <w:ind w:left="-1080" w:right="-720"/>
+      </w:pPr>
+      <w:r>
+        <w:t>Low coaching activity</w:t>
+      </w:r>
+      <w:r>
+        <w:tab/>
+        <w:t>Total Coaching Halves + Total Check Halves + Total Single Halves below 207</w:t>
+      </w:r>
+    </w:p>
+    <w:p>
+      <w:pPr>
+        <w:ind w:left="-1080" w:right="-720"/>
+      </w:pPr>
+      <w:r>
+        <w:t>Master file gap</w:t>
+      </w:r>
+      <w:r>
+        <w:tab/>
+        <w:t>Master File Gap above 0; this rule is not an editable Setup threshold</w:t>
+      </w:r>
+    </w:p>
+    <w:p>
+      <w:pPr>
+        <w:ind w:left="-1080" w:right="-720"/>
+      </w:pPr>
+      <w:r>
+        <w:t>AM Call Rate, AM Coverage, and PM Coverage are not DM gap rules. Their data may still be used elsewhere in the dashboard, such as scoring or display.</w:t>
+      </w:r>
+    </w:p>
+    <w:p>
+      <w:pPr>
+        <w:ind w:left="-1080" w:right="-720"/>
+      </w:pPr>
+    </w:p>
+    <w:p>
+      <w:pPr>
+        <w:ind w:left="-1080" w:right="-720"/>
+      </w:pPr>
+      <w:r>
+        <w:t>ROI direction: DM’s Low ROI gap is flagged when ROI is above 9%, as specified for the DM dashboard.</w:t>
+      </w:r>
+    </w:p>
+    <w:p>
+      <w:pPr>
+        <w:ind w:left="-1080" w:right="-720"/>
+      </w:pPr>
+    </w:p>
+    <w:p>
+      <w:pPr>
+        <w:ind w:left="-1080" w:right="-720"/>
+      </w:pPr>
+      <w:r>
+        <w:t>MR gap parameters</w:t>
+      </w:r>
+    </w:p>
+    <w:p>
+      <w:pPr>
+        <w:ind w:left="-1080" w:right="-720"/>
+      </w:pPr>
+      <w:r>
+        <w:t>Gap</w:t>
+      </w:r>
+      <w:r>
+        <w:tab/>
+        <w:t>Current rule</w:t>
+      </w:r>
+    </w:p>
+    <w:p>
+      <w:pPr>
+        <w:ind w:left="-1080" w:right="-720"/>
+      </w:pPr>
+      <w:r>
+        <w:t>Low working hours</w:t>
+      </w:r>
+      <w:r>
+        <w:tab/>
+        <w:t>Total Working Hours below 7 hours</w:t>
+      </w:r>
+    </w:p>
+    <w:p>
+      <w:pPr>
+        <w:ind w:left="-1080" w:right="-720"/>
+      </w:pPr>
+      <w:r>
+        <w:t>Low PM call rate</w:t>
+      </w:r>
+      <w:r>
+        <w:tab/>
+        <w:t>PM Call Rate below 95%</w:t>
+      </w:r>
+    </w:p>
+    <w:p>
+      <w:pPr>
+        <w:ind w:left="-1080" w:right="-720"/>
+      </w:pPr>
+      <w:r>
+        <w:t>Weak AM execution</w:t>
+      </w:r>
+      <w:r>
+        <w:tab/>
+        <w:t xml:space="preserve">AM </w:t>
+      </w:r>
+      <w:proofErr w:type="gramStart"/>
+      <w:r>
+        <w:t>Ach.%</w:t>
+      </w:r>
+      <w:proofErr w:type="gramEnd"/>
+      <w:r>
+        <w:t xml:space="preserve"> below 90%</w:t>
+      </w:r>
+    </w:p>
+    <w:p>
+      <w:pPr>
+        <w:ind w:left="-1080" w:right="-720"/>
+      </w:pPr>
+      <w:r>
+        <w:t>Weak PM execution</w:t>
+      </w:r>
+      <w:r>
+        <w:tab/>
+        <w:t xml:space="preserve">PM </w:t>
+      </w:r>
+      <w:proofErr w:type="gramStart"/>
+      <w:r>
+        <w:t>Ach.%</w:t>
+      </w:r>
+      <w:proofErr w:type="gramEnd"/>
+      <w:r>
+        <w:t xml:space="preserve"> below 90%</w:t>
+      </w:r>
+    </w:p>
+    <w:p>
+      <w:pPr>
+        <w:ind w:left="-1080" w:right="-720"/>
+      </w:pPr>
+      <w:r>
+        <w:t>Frequency coverage gap</w:t>
+      </w:r>
+      <w:r>
+        <w:tab/>
+        <w:t>PM Coverage by Frequency below 80%</w:t>
+      </w:r>
+    </w:p>
+    <w:p>
+      <w:pPr>
+        <w:ind w:left="-1080" w:right="-720"/>
+      </w:pPr>
+      <w:r>
+        <w:t>Low Class A%</w:t>
+      </w:r>
+      <w:r>
+        <w:tab/>
+        <w:t>Class A% below 25%</w:t>
+      </w:r>
+    </w:p>
+    <w:p>
+      <w:pPr>
+        <w:ind w:left="-1080" w:right="-720"/>
+      </w:pPr>
+      <w:r>
+        <w:t>High Class C%</w:t>
+      </w:r>
+      <w:r>
+        <w:tab/>
+        <w:t>Class C% above 10%</w:t>
+      </w:r>
+    </w:p>
+    <w:p>
+      <w:pPr>
+        <w:ind w:left="-1080" w:right="-720"/>
+      </w:pPr>
+      <w:r>
+        <w:t>Low ROI</w:t>
+      </w:r>
+      <w:r>
+        <w:tab/>
+      </w:r>
+      <w:proofErr w:type="spellStart"/>
+      <w:r>
+        <w:t>ROI</w:t>
+      </w:r>
+      <w:proofErr w:type="spellEnd"/>
+      <w:r>
+        <w:t xml:space="preserve"> below 9%</w:t>
+      </w:r>
+    </w:p>
+    <w:p>
+      <w:pPr>
+        <w:ind w:left="-1080" w:right="-720"/>
+      </w:pPr>
+      <w:r>
+        <w:t>Master file gap</w:t>
+      </w:r>
+      <w:r>
+        <w:tab/>
+        <w:t>Master File Gap above 0 by default; the threshold is editable in Setup</w:t>
+      </w:r>
+    </w:p>
+    <w:p>
+      <w:pPr>
+        <w:ind w:left="-1080" w:right="-720"/>
+      </w:pPr>
+      <w:r>
+        <w:t>AM Call Rate is not an MR gap rule.</w:t>
+      </w:r>
+    </w:p>
+    <w:p>
+      <w:pPr>
+        <w:ind w:left="-1080" w:right="-720"/>
+      </w:pPr>
+    </w:p>
+    <w:p>
+      <w:pPr>
+        <w:ind w:left="-1080" w:right="-720"/>
+      </w:pPr>
+      <w:r>
+        <w:t>ROI direction: MR’s Low ROI gap is flagged when ROI is below 9%, unlike the DM rule.</w:t>
+      </w:r>
+    </w:p>
+    <w:p>
+      <w:pPr>
+        <w:ind w:left="-1080" w:right="-720"/>
+      </w:pPr>
+    </w:p>
+    <w:p>
+      <w:pPr>
+        <w:ind w:left="-1080" w:right="-720"/>
+      </w:pPr>
+      <w:r>
+        <w:t>For the threshold rules, “below” and “above” are strict comparisons: a value exactly at the threshold does not trigger that gap. Missing KPI values do not trigger their corresponding threshold gaps.</w:t>
       </w:r>
     </w:p>
     <w:p>
@@ -1934,6 +1488,7 @@
   <w:style w:type="character" w:default="1" w:styleId="DefaultParagraphFont">
     <w:name w:val="Default Paragraph Font"/>
     <w:uiPriority w:val="1"/>
+    <w:semiHidden/>
     <w:unhideWhenUsed/>
   </w:style>
   <w:style w:type="table" w:default="1" w:styleId="TableNormal">
